--- a/plantillas/ecoems_registro.docx
+++ b/plantillas/ecoems_registro.docx
@@ -133,22 +133,18 @@
         <w:ind w:firstLine="708" w:left="708"/>
         <w:jc w:val="right"/>
         <w:rPr>
-          <w:rFonts w:ascii="Avenir Next" w:hAnsi="Avenir Next" w:cs="Arial"/>
+          <w:sz w:val="24"/>
+          <w:szCs w:val="24"/>
+        </w:rPr>
+      </w:pPr>
+      <w:r>
+        <w:rPr>
+          <w:rFonts w:cs="Arial" w:ascii="Avenir Next" w:hAnsi="Avenir Next"/>
           <w:b/>
           <w:bCs/>
           <w:color w:themeColor="text1" w:val="000000"/>
-          <w:sz w:val="28"/>
-          <w:szCs w:val="28"/>
-        </w:rPr>
-      </w:pPr>
-      <w:r>
-        <w:rPr>
-          <w:rFonts w:cs="Arial" w:ascii="Avenir Next" w:hAnsi="Avenir Next"/>
-          <w:b/>
-          <w:bCs/>
-          <w:color w:themeColor="text1" w:val="000000"/>
-          <w:sz w:val="28"/>
-          <w:szCs w:val="28"/>
+          <w:sz w:val="24"/>
+          <w:szCs w:val="24"/>
         </w:rPr>
         <w:t>Centro de Asesoría Educativa Profesional</w:t>
       </w:r>
@@ -203,6 +199,7 @@
           <w:sz w:val="16"/>
           <w:szCs w:val="16"/>
         </w:rPr>
+        <w:tab/>
         <w:t>“</w:t>
       </w:r>
       <w:r>
@@ -229,18 +226,28 @@
         <w:tab/>
         <w:tab/>
         <w:tab/>
-        <w:tab/>
       </w:r>
       <w:r>
         <w:rPr>
           <w:rFonts w:cs="Arial" w:ascii="Avenir Next" w:hAnsi="Avenir Next"/>
           <w:b/>
           <w:bCs/>
-          <w:color w:val="00B0F0"/>
+          <w:color w:val="EA7500"/>
           <w:sz w:val="28"/>
           <w:szCs w:val="28"/>
         </w:rPr>
-        <w:t>CURSO ECOEMS 2026</w:t>
+        <w:t>CURSO ECOEMS 202</w:t>
+      </w:r>
+      <w:r>
+        <w:rPr>
+          <w:rFonts w:cs="Arial" w:ascii="Avenir Next" w:hAnsi="Avenir Next"/>
+          <w:b/>
+          <w:bCs/>
+          <w:color w:val="EA7500"/>
+          <w:sz w:val="28"/>
+          <w:szCs w:val="28"/>
+        </w:rPr>
+        <w:t>7</w:t>
       </w:r>
     </w:p>
     <w:p>
@@ -267,7 +274,7 @@
           <w:sz w:val="24"/>
           <w:szCs w:val="24"/>
         </w:rPr>
-        <w:tab/>
+        <w:t xml:space="preserve">    </w:t>
       </w:r>
       <w:r>
         <w:rPr>
@@ -358,7 +365,7 @@
                         <w:txbxContent>
                           <w:p>
                             <w:pPr>
-                              <w:pStyle w:val="Contenidodelmarco"/>
+                              <w:pStyle w:val="Contenidodelmarcouser"/>
                               <w:spacing w:before="0" w:after="160"/>
                               <w:jc w:val="center"/>
                               <w:rPr>
@@ -373,6 +380,7 @@
                                 <w:rFonts w:ascii="Avenir Next" w:hAnsi="Avenir Next"/>
                                 <w:b/>
                                 <w:bCs/>
+                                <w:color w:val="000000"/>
                                 <w:lang w:val="es-ES_tradnl"/>
                               </w:rPr>
                               <w:t>{{ nombre_alumno }}</w:t>
@@ -399,7 +407,7 @@
                   <w:txbxContent>
                     <w:p>
                       <w:pPr>
-                        <w:pStyle w:val="Contenidodelmarco"/>
+                        <w:pStyle w:val="Contenidodelmarcouser"/>
                         <w:spacing w:before="0" w:after="160"/>
                         <w:jc w:val="center"/>
                         <w:rPr>
@@ -414,6 +422,7 @@
                           <w:rFonts w:ascii="Avenir Next" w:hAnsi="Avenir Next"/>
                           <w:b/>
                           <w:bCs/>
+                          <w:color w:val="000000"/>
                           <w:lang w:val="es-ES_tradnl"/>
                         </w:rPr>
                         <w:t>{{ nombre_alumno }}</w:t>
@@ -493,7 +502,7 @@
                         <w:txbxContent>
                           <w:p>
                             <w:pPr>
-                              <w:pStyle w:val="Contenidodelmarco"/>
+                              <w:pStyle w:val="Contenidodelmarcouser"/>
                               <w:spacing w:before="0" w:after="160"/>
                               <w:jc w:val="center"/>
                               <w:rPr>
@@ -508,6 +517,7 @@
                                 <w:rFonts w:ascii="Avenir Next" w:hAnsi="Avenir Next"/>
                                 <w:b/>
                                 <w:bCs/>
+                                <w:color w:val="000000"/>
                                 <w:lang w:val="es-ES_tradnl"/>
                               </w:rPr>
                               <w:t>{{ fecha_nac }}</w:t>
@@ -534,7 +544,7 @@
                   <w:txbxContent>
                     <w:p>
                       <w:pPr>
-                        <w:pStyle w:val="Contenidodelmarco"/>
+                        <w:pStyle w:val="Contenidodelmarcouser"/>
                         <w:spacing w:before="0" w:after="160"/>
                         <w:jc w:val="center"/>
                         <w:rPr>
@@ -549,6 +559,7 @@
                           <w:rFonts w:ascii="Avenir Next" w:hAnsi="Avenir Next"/>
                           <w:b/>
                           <w:bCs/>
+                          <w:color w:val="000000"/>
                           <w:lang w:val="es-ES_tradnl"/>
                         </w:rPr>
                         <w:t>{{ fecha_nac }}</w:t>
@@ -603,7 +614,7 @@
                         <w:txbxContent>
                           <w:p>
                             <w:pPr>
-                              <w:pStyle w:val="Contenidodelmarco"/>
+                              <w:pStyle w:val="Contenidodelmarcouser"/>
                               <w:spacing w:before="0" w:after="160"/>
                               <w:jc w:val="center"/>
                               <w:rPr>
@@ -618,6 +629,7 @@
                                 <w:rFonts w:ascii="Avenir Next" w:hAnsi="Avenir Next"/>
                                 <w:b/>
                                 <w:bCs/>
+                                <w:color w:val="000000"/>
                                 <w:lang w:val="es-ES_tradnl"/>
                               </w:rPr>
                               <w:t>{{ edad }} años</w:t>
@@ -644,7 +656,7 @@
                   <w:txbxContent>
                     <w:p>
                       <w:pPr>
-                        <w:pStyle w:val="Contenidodelmarco"/>
+                        <w:pStyle w:val="Contenidodelmarcouser"/>
                         <w:spacing w:before="0" w:after="160"/>
                         <w:jc w:val="center"/>
                         <w:rPr>
@@ -659,6 +671,7 @@
                           <w:rFonts w:ascii="Avenir Next" w:hAnsi="Avenir Next"/>
                           <w:b/>
                           <w:bCs/>
+                          <w:color w:val="000000"/>
                           <w:lang w:val="es-ES_tradnl"/>
                         </w:rPr>
                         <w:t>{{ edad }} años</w:t>
@@ -734,7 +747,7 @@
                         <w:txbxContent>
                           <w:p>
                             <w:pPr>
-                              <w:pStyle w:val="Contenidodelmarco"/>
+                              <w:pStyle w:val="Contenidodelmarcouser"/>
                               <w:spacing w:before="0" w:after="160"/>
                               <w:jc w:val="center"/>
                               <w:rPr>
@@ -749,6 +762,7 @@
                                 <w:rFonts w:ascii="Avenir Next" w:hAnsi="Avenir Next"/>
                                 <w:b/>
                                 <w:bCs/>
+                                <w:color w:val="000000"/>
                                 <w:lang w:val="es-ES_tradnl"/>
                               </w:rPr>
                               <w:t>{{ nombre_tutor }}</w:t>
@@ -775,7 +789,7 @@
                   <w:txbxContent>
                     <w:p>
                       <w:pPr>
-                        <w:pStyle w:val="Contenidodelmarco"/>
+                        <w:pStyle w:val="Contenidodelmarcouser"/>
                         <w:spacing w:before="0" w:after="160"/>
                         <w:jc w:val="center"/>
                         <w:rPr>
@@ -790,6 +804,7 @@
                           <w:rFonts w:ascii="Avenir Next" w:hAnsi="Avenir Next"/>
                           <w:b/>
                           <w:bCs/>
+                          <w:color w:val="000000"/>
                           <w:lang w:val="es-ES_tradnl"/>
                         </w:rPr>
                         <w:t>{{ nombre_tutor }}</w:t>
@@ -865,7 +880,7 @@
                         <w:txbxContent>
                           <w:p>
                             <w:pPr>
-                              <w:pStyle w:val="Contenidodelmarco"/>
+                              <w:pStyle w:val="Contenidodelmarcouser"/>
                               <w:spacing w:before="0" w:after="160"/>
                               <w:jc w:val="center"/>
                               <w:rPr>
@@ -880,6 +895,7 @@
                                 <w:rFonts w:ascii="Avenir Next" w:hAnsi="Avenir Next"/>
                                 <w:b/>
                                 <w:bCs/>
+                                <w:color w:val="000000"/>
                                 <w:lang w:val="es-ES_tradnl"/>
                               </w:rPr>
                               <w:t>{{ domicilio }}</w:t>
@@ -906,7 +922,7 @@
                   <w:txbxContent>
                     <w:p>
                       <w:pPr>
-                        <w:pStyle w:val="Contenidodelmarco"/>
+                        <w:pStyle w:val="Contenidodelmarcouser"/>
                         <w:spacing w:before="0" w:after="160"/>
                         <w:jc w:val="center"/>
                         <w:rPr>
@@ -921,6 +937,7 @@
                           <w:rFonts w:ascii="Avenir Next" w:hAnsi="Avenir Next"/>
                           <w:b/>
                           <w:bCs/>
+                          <w:color w:val="000000"/>
                           <w:lang w:val="es-ES_tradnl"/>
                         </w:rPr>
                         <w:t>{{ domicilio }}</w:t>
@@ -996,7 +1013,7 @@
                         <w:txbxContent>
                           <w:p>
                             <w:pPr>
-                              <w:pStyle w:val="Contenidodelmarco"/>
+                              <w:pStyle w:val="Contenidodelmarcouser"/>
                               <w:spacing w:before="0" w:after="160"/>
                               <w:jc w:val="center"/>
                               <w:rPr>
@@ -1011,6 +1028,7 @@
                                 <w:rFonts w:ascii="Avenir Next" w:hAnsi="Avenir Next"/>
                                 <w:b/>
                                 <w:bCs/>
+                                <w:color w:val="000000"/>
                                 <w:lang w:val="es-ES_tradnl"/>
                               </w:rPr>
                               <w:t>{{ ocupacion_tutor }}</w:t>
@@ -1037,7 +1055,7 @@
                   <w:txbxContent>
                     <w:p>
                       <w:pPr>
-                        <w:pStyle w:val="Contenidodelmarco"/>
+                        <w:pStyle w:val="Contenidodelmarcouser"/>
                         <w:spacing w:before="0" w:after="160"/>
                         <w:jc w:val="center"/>
                         <w:rPr>
@@ -1052,6 +1070,7 @@
                           <w:rFonts w:ascii="Avenir Next" w:hAnsi="Avenir Next"/>
                           <w:b/>
                           <w:bCs/>
+                          <w:color w:val="000000"/>
                           <w:lang w:val="es-ES_tradnl"/>
                         </w:rPr>
                         <w:t>{{ ocupacion_tutor }}</w:t>
@@ -1071,15 +1090,7 @@
           <w:sz w:val="24"/>
           <w:szCs w:val="24"/>
         </w:rPr>
-        <w:t>Domicilio particular: ______________________________________________________________</w:t>
-      </w:r>
-      <w:r>
-        <w:rPr>
-          <w:rFonts w:cs="Arial" w:ascii="Avenir Next" w:hAnsi="Avenir Next"/>
-          <w:sz w:val="24"/>
-          <w:szCs w:val="24"/>
-        </w:rPr>
-        <w:t>_</w:t>
+        <w:t>Domicilio particular: _______________________________________________________________</w:t>
       </w:r>
     </w:p>
     <w:p>
@@ -1135,7 +1146,7 @@
                         <w:txbxContent>
                           <w:p>
                             <w:pPr>
-                              <w:pStyle w:val="Contenidodelmarco"/>
+                              <w:pStyle w:val="Contenidodelmarcouser"/>
                               <w:spacing w:before="0" w:after="160"/>
                               <w:jc w:val="center"/>
                               <w:rPr>
@@ -1150,6 +1161,7 @@
                                 <w:rFonts w:ascii="Avenir Next" w:hAnsi="Avenir Next"/>
                                 <w:b/>
                                 <w:bCs/>
+                                <w:color w:val="000000"/>
                                 <w:lang w:val="es-ES_tradnl"/>
                               </w:rPr>
                               <w:t>{{ tel_particular }}</w:t>
@@ -1176,7 +1188,7 @@
                   <w:txbxContent>
                     <w:p>
                       <w:pPr>
-                        <w:pStyle w:val="Contenidodelmarco"/>
+                        <w:pStyle w:val="Contenidodelmarcouser"/>
                         <w:spacing w:before="0" w:after="160"/>
                         <w:jc w:val="center"/>
                         <w:rPr>
@@ -1191,6 +1203,7 @@
                           <w:rFonts w:ascii="Avenir Next" w:hAnsi="Avenir Next"/>
                           <w:b/>
                           <w:bCs/>
+                          <w:color w:val="000000"/>
                           <w:lang w:val="es-ES_tradnl"/>
                         </w:rPr>
                         <w:t>{{ tel_particular }}</w:t>
@@ -1266,7 +1279,7 @@
                         <w:txbxContent>
                           <w:p>
                             <w:pPr>
-                              <w:pStyle w:val="Contenidodelmarco"/>
+                              <w:pStyle w:val="Contenidodelmarcouser"/>
                               <w:spacing w:before="0" w:after="160"/>
                               <w:jc w:val="center"/>
                               <w:rPr>
@@ -1281,6 +1294,7 @@
                                 <w:rFonts w:ascii="Avenir Next" w:hAnsi="Avenir Next"/>
                                 <w:b/>
                                 <w:bCs/>
+                                <w:color w:val="000000"/>
                                 <w:lang w:val="es-ES_tradnl"/>
                               </w:rPr>
                               <w:t>{{ tel_celular }}</w:t>
@@ -1307,7 +1321,7 @@
                   <w:txbxContent>
                     <w:p>
                       <w:pPr>
-                        <w:pStyle w:val="Contenidodelmarco"/>
+                        <w:pStyle w:val="Contenidodelmarcouser"/>
                         <w:spacing w:before="0" w:after="160"/>
                         <w:jc w:val="center"/>
                         <w:rPr>
@@ -1322,6 +1336,7 @@
                           <w:rFonts w:ascii="Avenir Next" w:hAnsi="Avenir Next"/>
                           <w:b/>
                           <w:bCs/>
+                          <w:color w:val="000000"/>
                           <w:lang w:val="es-ES_tradnl"/>
                         </w:rPr>
                         <w:t>{{ tel_celular }}</w:t>
@@ -1397,7 +1412,7 @@
                         <w:txbxContent>
                           <w:p>
                             <w:pPr>
-                              <w:pStyle w:val="Contenidodelmarco"/>
+                              <w:pStyle w:val="Contenidodelmarcouser"/>
                               <w:spacing w:before="0" w:after="160"/>
                               <w:jc w:val="center"/>
                               <w:rPr>
@@ -1412,6 +1427,7 @@
                                 <w:rFonts w:ascii="Avenir Next" w:hAnsi="Avenir Next"/>
                                 <w:b/>
                                 <w:bCs/>
+                                <w:color w:val="000000"/>
                                 <w:lang w:val="es-ES_tradnl"/>
                               </w:rPr>
                               <w:t>{{ email }}</w:t>
@@ -1438,7 +1454,7 @@
                   <w:txbxContent>
                     <w:p>
                       <w:pPr>
-                        <w:pStyle w:val="Contenidodelmarco"/>
+                        <w:pStyle w:val="Contenidodelmarcouser"/>
                         <w:spacing w:before="0" w:after="160"/>
                         <w:jc w:val="center"/>
                         <w:rPr>
@@ -1453,6 +1469,7 @@
                           <w:rFonts w:ascii="Avenir Next" w:hAnsi="Avenir Next"/>
                           <w:b/>
                           <w:bCs/>
+                          <w:color w:val="000000"/>
                           <w:lang w:val="es-ES_tradnl"/>
                         </w:rPr>
                         <w:t>{{ email }}</w:t>
@@ -1491,15 +1508,7 @@
           <w:sz w:val="24"/>
           <w:szCs w:val="24"/>
         </w:rPr>
-        <w:t>Correo electrónico: _______________________________________________________________</w:t>
-      </w:r>
-      <w:r>
-        <w:rPr>
-          <w:rFonts w:cs="Arial" w:ascii="Avenir Next" w:hAnsi="Avenir Next"/>
-          <w:sz w:val="24"/>
-          <w:szCs w:val="24"/>
-        </w:rPr>
-        <w:t>_</w:t>
+        <w:t>Correo electrónico: ________________________________________________________________</w:t>
       </w:r>
     </w:p>
     <w:p>
@@ -1577,7 +1586,7 @@
                         <w:txbxContent>
                           <w:p>
                             <w:pPr>
-                              <w:pStyle w:val="Contenidodelmarco"/>
+                              <w:pStyle w:val="Contenidodelmarcouser"/>
                               <w:spacing w:before="0" w:after="160"/>
                               <w:jc w:val="center"/>
                               <w:rPr>
@@ -1592,6 +1601,7 @@
                                 <w:rFonts w:ascii="Avenir Next" w:hAnsi="Avenir Next"/>
                                 <w:b/>
                                 <w:bCs/>
+                                <w:color w:val="000000"/>
                                 <w:lang w:val="es-ES_tradnl"/>
                               </w:rPr>
                               <w:t>{{ si_no_trabajar }}</w:t>
@@ -1618,7 +1628,7 @@
                   <w:txbxContent>
                     <w:p>
                       <w:pPr>
-                        <w:pStyle w:val="Contenidodelmarco"/>
+                        <w:pStyle w:val="Contenidodelmarcouser"/>
                         <w:spacing w:before="0" w:after="160"/>
                         <w:jc w:val="center"/>
                         <w:rPr>
@@ -1633,6 +1643,7 @@
                           <w:rFonts w:ascii="Avenir Next" w:hAnsi="Avenir Next"/>
                           <w:b/>
                           <w:bCs/>
+                          <w:color w:val="000000"/>
                           <w:lang w:val="es-ES_tradnl"/>
                         </w:rPr>
                         <w:t>{{ si_no_trabajar }}</w:t>
@@ -1687,7 +1698,7 @@
                         <w:txbxContent>
                           <w:p>
                             <w:pPr>
-                              <w:pStyle w:val="Contenidodelmarco"/>
+                              <w:pStyle w:val="Contenidodelmarcouser"/>
                               <w:spacing w:before="0" w:after="160"/>
                               <w:jc w:val="center"/>
                               <w:rPr>
@@ -1702,6 +1713,7 @@
                                 <w:rFonts w:ascii="Avenir Next" w:hAnsi="Avenir Next"/>
                                 <w:b/>
                                 <w:bCs/>
+                                <w:color w:val="000000"/>
                                 <w:lang w:val="es-ES_tradnl"/>
                               </w:rPr>
                               <w:t>{{ trabajar_donde }}</w:t>
@@ -1728,7 +1740,7 @@
                   <w:txbxContent>
                     <w:p>
                       <w:pPr>
-                        <w:pStyle w:val="Contenidodelmarco"/>
+                        <w:pStyle w:val="Contenidodelmarcouser"/>
                         <w:spacing w:before="0" w:after="160"/>
                         <w:jc w:val="center"/>
                         <w:rPr>
@@ -1743,6 +1755,7 @@
                           <w:rFonts w:ascii="Avenir Next" w:hAnsi="Avenir Next"/>
                           <w:b/>
                           <w:bCs/>
+                          <w:color w:val="000000"/>
                           <w:lang w:val="es-ES_tradnl"/>
                         </w:rPr>
                         <w:t>{{ trabajar_donde }}</w:t>
@@ -1822,7 +1835,7 @@
                         <w:txbxContent>
                           <w:p>
                             <w:pPr>
-                              <w:pStyle w:val="Contenidodelmarco"/>
+                              <w:pStyle w:val="Contenidodelmarcouser"/>
                               <w:spacing w:before="0" w:after="160"/>
                               <w:jc w:val="center"/>
                               <w:rPr>
@@ -1837,6 +1850,7 @@
                                 <w:rFonts w:ascii="Avenir Next" w:hAnsi="Avenir Next"/>
                                 <w:b/>
                                 <w:bCs/>
+                                <w:color w:val="000000"/>
                                 <w:lang w:val="es-ES_tradnl"/>
                               </w:rPr>
                               <w:t>{{ si_no_estudiar }}</w:t>
@@ -1863,7 +1877,7 @@
                   <w:txbxContent>
                     <w:p>
                       <w:pPr>
-                        <w:pStyle w:val="Contenidodelmarco"/>
+                        <w:pStyle w:val="Contenidodelmarcouser"/>
                         <w:spacing w:before="0" w:after="160"/>
                         <w:jc w:val="center"/>
                         <w:rPr>
@@ -1878,6 +1892,7 @@
                           <w:rFonts w:ascii="Avenir Next" w:hAnsi="Avenir Next"/>
                           <w:b/>
                           <w:bCs/>
+                          <w:color w:val="000000"/>
                           <w:lang w:val="es-ES_tradnl"/>
                         </w:rPr>
                         <w:t>{{ si_no_estudiar }}</w:t>
@@ -1932,7 +1947,7 @@
                         <w:txbxContent>
                           <w:p>
                             <w:pPr>
-                              <w:pStyle w:val="Contenidodelmarco"/>
+                              <w:pStyle w:val="Contenidodelmarcouser"/>
                               <w:spacing w:before="0" w:after="160"/>
                               <w:jc w:val="center"/>
                               <w:rPr>
@@ -1947,6 +1962,7 @@
                                 <w:rFonts w:ascii="Avenir Next" w:hAnsi="Avenir Next"/>
                                 <w:b/>
                                 <w:bCs/>
+                                <w:color w:val="000000"/>
                                 <w:lang w:val="es-ES_tradnl"/>
                               </w:rPr>
                               <w:t>{{ estudiar_donde }}</w:t>
@@ -1973,7 +1989,7 @@
                   <w:txbxContent>
                     <w:p>
                       <w:pPr>
-                        <w:pStyle w:val="Contenidodelmarco"/>
+                        <w:pStyle w:val="Contenidodelmarcouser"/>
                         <w:spacing w:before="0" w:after="160"/>
                         <w:jc w:val="center"/>
                         <w:rPr>
@@ -1988,6 +2004,7 @@
                           <w:rFonts w:ascii="Avenir Next" w:hAnsi="Avenir Next"/>
                           <w:b/>
                           <w:bCs/>
+                          <w:color w:val="000000"/>
                           <w:lang w:val="es-ES_tradnl"/>
                         </w:rPr>
                         <w:t>{{ estudiar_donde }}</w:t>
@@ -2063,7 +2080,7 @@
                         <w:txbxContent>
                           <w:p>
                             <w:pPr>
-                              <w:pStyle w:val="Contenidodelmarco"/>
+                              <w:pStyle w:val="Contenidodelmarcouser"/>
                               <w:spacing w:before="0" w:after="160"/>
                               <w:jc w:val="center"/>
                               <w:rPr>
@@ -2078,6 +2095,7 @@
                                 <w:rFonts w:ascii="Avenir Next" w:hAnsi="Avenir Next"/>
                                 <w:b/>
                                 <w:bCs/>
+                                <w:color w:val="000000"/>
                                 <w:lang w:val="es-ES_tradnl"/>
                               </w:rPr>
                               <w:t>{{ si_no_dejar }}</w:t>
@@ -2104,7 +2122,7 @@
                   <w:txbxContent>
                     <w:p>
                       <w:pPr>
-                        <w:pStyle w:val="Contenidodelmarco"/>
+                        <w:pStyle w:val="Contenidodelmarcouser"/>
                         <w:spacing w:before="0" w:after="160"/>
                         <w:jc w:val="center"/>
                         <w:rPr>
@@ -2119,6 +2137,7 @@
                           <w:rFonts w:ascii="Avenir Next" w:hAnsi="Avenir Next"/>
                           <w:b/>
                           <w:bCs/>
+                          <w:color w:val="000000"/>
                           <w:lang w:val="es-ES_tradnl"/>
                         </w:rPr>
                         <w:t>{{ si_no_dejar }}</w:t>
@@ -2173,7 +2192,7 @@
                         <w:txbxContent>
                           <w:p>
                             <w:pPr>
-                              <w:pStyle w:val="Contenidodelmarco"/>
+                              <w:pStyle w:val="Contenidodelmarcouser"/>
                               <w:spacing w:before="0" w:after="160"/>
                               <w:jc w:val="center"/>
                               <w:rPr>
@@ -2188,6 +2207,7 @@
                                 <w:rFonts w:ascii="Avenir Next" w:hAnsi="Avenir Next"/>
                                 <w:b/>
                                 <w:bCs/>
+                                <w:color w:val="000000"/>
                                 <w:lang w:val="es-ES_tradnl"/>
                               </w:rPr>
                               <w:t>{{ dejar_donde }}</w:t>
@@ -2214,7 +2234,7 @@
                   <w:txbxContent>
                     <w:p>
                       <w:pPr>
-                        <w:pStyle w:val="Contenidodelmarco"/>
+                        <w:pStyle w:val="Contenidodelmarcouser"/>
                         <w:spacing w:before="0" w:after="160"/>
                         <w:jc w:val="center"/>
                         <w:rPr>
@@ -2229,6 +2249,7 @@
                           <w:rFonts w:ascii="Avenir Next" w:hAnsi="Avenir Next"/>
                           <w:b/>
                           <w:bCs/>
+                          <w:color w:val="000000"/>
                           <w:lang w:val="es-ES_tradnl"/>
                         </w:rPr>
                         <w:t>{{ dejar_donde }}</w:t>
@@ -2304,7 +2325,7 @@
                         <w:txbxContent>
                           <w:p>
                             <w:pPr>
-                              <w:pStyle w:val="Contenidodelmarco"/>
+                              <w:pStyle w:val="Contenidodelmarcouser"/>
                               <w:spacing w:before="0" w:after="160"/>
                               <w:jc w:val="center"/>
                               <w:rPr>
@@ -2319,6 +2340,7 @@
                                 <w:rFonts w:ascii="Avenir Next" w:hAnsi="Avenir Next"/>
                                 <w:b/>
                                 <w:bCs/>
+                                <w:color w:val="000000"/>
                                 <w:lang w:val="es-ES_tradnl"/>
                               </w:rPr>
                               <w:t>{{ si_no_leer }}</w:t>
@@ -2345,7 +2367,7 @@
                   <w:txbxContent>
                     <w:p>
                       <w:pPr>
-                        <w:pStyle w:val="Contenidodelmarco"/>
+                        <w:pStyle w:val="Contenidodelmarcouser"/>
                         <w:spacing w:before="0" w:after="160"/>
                         <w:jc w:val="center"/>
                         <w:rPr>
@@ -2360,6 +2382,7 @@
                           <w:rFonts w:ascii="Avenir Next" w:hAnsi="Avenir Next"/>
                           <w:b/>
                           <w:bCs/>
+                          <w:color w:val="000000"/>
                           <w:lang w:val="es-ES_tradnl"/>
                         </w:rPr>
                         <w:t>{{ si_no_leer }}</w:t>
@@ -2414,7 +2437,7 @@
                         <w:txbxContent>
                           <w:p>
                             <w:pPr>
-                              <w:pStyle w:val="Contenidodelmarco"/>
+                              <w:pStyle w:val="Contenidodelmarcouser"/>
                               <w:spacing w:before="0" w:after="160"/>
                               <w:jc w:val="center"/>
                               <w:rPr>
@@ -2429,6 +2452,7 @@
                                 <w:rFonts w:ascii="Avenir Next" w:hAnsi="Avenir Next"/>
                                 <w:b/>
                                 <w:bCs/>
+                                <w:color w:val="000000"/>
                                 <w:lang w:val="es-ES_tradnl"/>
                               </w:rPr>
                               <w:t>{{ leer_que }}</w:t>
@@ -2455,7 +2479,7 @@
                   <w:txbxContent>
                     <w:p>
                       <w:pPr>
-                        <w:pStyle w:val="Contenidodelmarco"/>
+                        <w:pStyle w:val="Contenidodelmarcouser"/>
                         <w:spacing w:before="0" w:after="160"/>
                         <w:jc w:val="center"/>
                         <w:rPr>
@@ -2470,6 +2494,7 @@
                           <w:rFonts w:ascii="Avenir Next" w:hAnsi="Avenir Next"/>
                           <w:b/>
                           <w:bCs/>
+                          <w:color w:val="000000"/>
                           <w:lang w:val="es-ES_tradnl"/>
                         </w:rPr>
                         <w:t>{{ leer_que }}</w:t>
@@ -2545,7 +2570,7 @@
                         <w:txbxContent>
                           <w:p>
                             <w:pPr>
-                              <w:pStyle w:val="Contenidodelmarco"/>
+                              <w:pStyle w:val="Contenidodelmarcouser"/>
                               <w:spacing w:before="0" w:after="160"/>
                               <w:jc w:val="center"/>
                               <w:rPr>
@@ -2560,6 +2585,7 @@
                                 <w:rFonts w:ascii="Avenir Next" w:hAnsi="Avenir Next"/>
                                 <w:b/>
                                 <w:bCs/>
+                                <w:color w:val="000000"/>
                                 <w:lang w:val="es-ES_tradnl"/>
                               </w:rPr>
                               <w:t>{{ materias_agrado }}</w:t>
@@ -2586,7 +2612,7 @@
                   <w:txbxContent>
                     <w:p>
                       <w:pPr>
-                        <w:pStyle w:val="Contenidodelmarco"/>
+                        <w:pStyle w:val="Contenidodelmarcouser"/>
                         <w:spacing w:before="0" w:after="160"/>
                         <w:jc w:val="center"/>
                         <w:rPr>
@@ -2601,6 +2627,7 @@
                           <w:rFonts w:ascii="Avenir Next" w:hAnsi="Avenir Next"/>
                           <w:b/>
                           <w:bCs/>
+                          <w:color w:val="000000"/>
                           <w:lang w:val="es-ES_tradnl"/>
                         </w:rPr>
                         <w:t>{{ materias_agrado }}</w:t>
@@ -2676,7 +2703,7 @@
                         <w:txbxContent>
                           <w:p>
                             <w:pPr>
-                              <w:pStyle w:val="Contenidodelmarco"/>
+                              <w:pStyle w:val="Contenidodelmarcouser"/>
                               <w:spacing w:before="0" w:after="160"/>
                               <w:jc w:val="center"/>
                               <w:rPr>
@@ -2691,6 +2718,7 @@
                                 <w:rFonts w:ascii="Avenir Next" w:hAnsi="Avenir Next"/>
                                 <w:b/>
                                 <w:bCs/>
+                                <w:color w:val="000000"/>
                                 <w:lang w:val="es-ES_tradnl"/>
                               </w:rPr>
                               <w:t>{{ materias_complejas }}</w:t>
@@ -2717,7 +2745,7 @@
                   <w:txbxContent>
                     <w:p>
                       <w:pPr>
-                        <w:pStyle w:val="Contenidodelmarco"/>
+                        <w:pStyle w:val="Contenidodelmarcouser"/>
                         <w:spacing w:before="0" w:after="160"/>
                         <w:jc w:val="center"/>
                         <w:rPr>
@@ -2732,6 +2760,7 @@
                           <w:rFonts w:ascii="Avenir Next" w:hAnsi="Avenir Next"/>
                           <w:b/>
                           <w:bCs/>
+                          <w:color w:val="000000"/>
                           <w:lang w:val="es-ES_tradnl"/>
                         </w:rPr>
                         <w:t>{{ materias_complejas }}</w:t>
@@ -2807,7 +2836,7 @@
                         <w:txbxContent>
                           <w:p>
                             <w:pPr>
-                              <w:pStyle w:val="Contenidodelmarco"/>
+                              <w:pStyle w:val="Contenidodelmarcouser"/>
                               <w:spacing w:before="0" w:after="160"/>
                               <w:jc w:val="center"/>
                               <w:rPr>
@@ -2822,6 +2851,7 @@
                                 <w:rFonts w:ascii="Avenir Next" w:hAnsi="Avenir Next"/>
                                 <w:b/>
                                 <w:bCs/>
+                                <w:color w:val="000000"/>
                                 <w:lang w:val="es-ES_tradnl"/>
                               </w:rPr>
                               <w:t>{{ materias_desagrado }}</w:t>
@@ -2848,7 +2878,7 @@
                   <w:txbxContent>
                     <w:p>
                       <w:pPr>
-                        <w:pStyle w:val="Contenidodelmarco"/>
+                        <w:pStyle w:val="Contenidodelmarcouser"/>
                         <w:spacing w:before="0" w:after="160"/>
                         <w:jc w:val="center"/>
                         <w:rPr>
@@ -2863,6 +2893,7 @@
                           <w:rFonts w:ascii="Avenir Next" w:hAnsi="Avenir Next"/>
                           <w:b/>
                           <w:bCs/>
+                          <w:color w:val="000000"/>
                           <w:lang w:val="es-ES_tradnl"/>
                         </w:rPr>
                         <w:t>{{ materias_desagrado }}</w:t>
@@ -2938,7 +2969,7 @@
                         <w:txbxContent>
                           <w:p>
                             <w:pPr>
-                              <w:pStyle w:val="Contenidodelmarco"/>
+                              <w:pStyle w:val="Contenidodelmarcouser"/>
                               <w:spacing w:before="0" w:after="160"/>
                               <w:jc w:val="center"/>
                               <w:rPr>
@@ -2953,6 +2984,7 @@
                                 <w:rFonts w:ascii="Avenir Next" w:hAnsi="Avenir Next"/>
                                 <w:b/>
                                 <w:bCs/>
+                                <w:color w:val="000000"/>
                                 <w:lang w:val="es-ES_tradnl"/>
                               </w:rPr>
                               <w:t>{{ materias_por_que }}</w:t>
@@ -2979,7 +3011,7 @@
                   <w:txbxContent>
                     <w:p>
                       <w:pPr>
-                        <w:pStyle w:val="Contenidodelmarco"/>
+                        <w:pStyle w:val="Contenidodelmarcouser"/>
                         <w:spacing w:before="0" w:after="160"/>
                         <w:jc w:val="center"/>
                         <w:rPr>
@@ -2994,6 +3026,7 @@
                           <w:rFonts w:ascii="Avenir Next" w:hAnsi="Avenir Next"/>
                           <w:b/>
                           <w:bCs/>
+                          <w:color w:val="000000"/>
                           <w:lang w:val="es-ES_tradnl"/>
                         </w:rPr>
                         <w:t>{{ materias_por_que }}</w:t>
@@ -3069,7 +3102,7 @@
                         <w:txbxContent>
                           <w:p>
                             <w:pPr>
-                              <w:pStyle w:val="Contenidodelmarco"/>
+                              <w:pStyle w:val="Contenidodelmarcouser"/>
                               <w:spacing w:before="0" w:after="160"/>
                               <w:jc w:val="center"/>
                               <w:rPr>
@@ -3084,6 +3117,7 @@
                                 <w:rFonts w:ascii="Avenir Next" w:hAnsi="Avenir Next"/>
                                 <w:b/>
                                 <w:bCs/>
+                                <w:color w:val="000000"/>
                                 <w:lang w:val="es-ES_tradnl"/>
                               </w:rPr>
                               <w:t>{{ motivar_estudiar }}</w:t>
@@ -3110,7 +3144,7 @@
                   <w:txbxContent>
                     <w:p>
                       <w:pPr>
-                        <w:pStyle w:val="Contenidodelmarco"/>
+                        <w:pStyle w:val="Contenidodelmarcouser"/>
                         <w:spacing w:before="0" w:after="160"/>
                         <w:jc w:val="center"/>
                         <w:rPr>
@@ -3125,6 +3159,7 @@
                           <w:rFonts w:ascii="Avenir Next" w:hAnsi="Avenir Next"/>
                           <w:b/>
                           <w:bCs/>
+                          <w:color w:val="000000"/>
                           <w:lang w:val="es-ES_tradnl"/>
                         </w:rPr>
                         <w:t>{{ motivar_estudiar }}</w:t>
@@ -3200,7 +3235,7 @@
                         <w:txbxContent>
                           <w:p>
                             <w:pPr>
-                              <w:pStyle w:val="Contenidodelmarco"/>
+                              <w:pStyle w:val="Contenidodelmarcouser"/>
                               <w:spacing w:before="0" w:after="160"/>
                               <w:jc w:val="center"/>
                               <w:rPr>
@@ -3215,6 +3250,7 @@
                                 <w:rFonts w:ascii="Avenir Next" w:hAnsi="Avenir Next"/>
                                 <w:b/>
                                 <w:bCs/>
+                                <w:color w:val="000000"/>
                                 <w:lang w:val="es-ES_tradnl"/>
                               </w:rPr>
                               <w:t>{{ horas_estudiar }} horas</w:t>
@@ -3241,7 +3277,7 @@
                   <w:txbxContent>
                     <w:p>
                       <w:pPr>
-                        <w:pStyle w:val="Contenidodelmarco"/>
+                        <w:pStyle w:val="Contenidodelmarcouser"/>
                         <w:spacing w:before="0" w:after="160"/>
                         <w:jc w:val="center"/>
                         <w:rPr>
@@ -3256,6 +3292,7 @@
                           <w:rFonts w:ascii="Avenir Next" w:hAnsi="Avenir Next"/>
                           <w:b/>
                           <w:bCs/>
+                          <w:color w:val="000000"/>
                           <w:lang w:val="es-ES_tradnl"/>
                         </w:rPr>
                         <w:t>{{ horas_estudiar }} horas</w:t>
@@ -3331,7 +3368,7 @@
                         <w:txbxContent>
                           <w:p>
                             <w:pPr>
-                              <w:pStyle w:val="Contenidodelmarco"/>
+                              <w:pStyle w:val="Contenidodelmarcouser"/>
                               <w:spacing w:before="0" w:after="160"/>
                               <w:jc w:val="center"/>
                               <w:rPr>
@@ -3346,6 +3383,7 @@
                                 <w:rFonts w:ascii="Avenir Next" w:hAnsi="Avenir Next"/>
                                 <w:b/>
                                 <w:bCs/>
+                                <w:color w:val="000000"/>
                                 <w:lang w:val="es-ES_tradnl"/>
                               </w:rPr>
                               <w:t>{{ horas_tareas }} horas</w:t>
@@ -3372,7 +3410,7 @@
                   <w:txbxContent>
                     <w:p>
                       <w:pPr>
-                        <w:pStyle w:val="Contenidodelmarco"/>
+                        <w:pStyle w:val="Contenidodelmarcouser"/>
                         <w:spacing w:before="0" w:after="160"/>
                         <w:jc w:val="center"/>
                         <w:rPr>
@@ -3387,6 +3425,7 @@
                           <w:rFonts w:ascii="Avenir Next" w:hAnsi="Avenir Next"/>
                           <w:b/>
                           <w:bCs/>
+                          <w:color w:val="000000"/>
                           <w:lang w:val="es-ES_tradnl"/>
                         </w:rPr>
                         <w:t>{{ horas_tareas }} horas</w:t>
@@ -3481,7 +3520,7 @@
                         <w:txbxContent>
                           <w:p>
                             <w:pPr>
-                              <w:pStyle w:val="Contenidodelmarco"/>
+                              <w:pStyle w:val="Contenidodelmarcouser"/>
                               <w:spacing w:before="0" w:after="160"/>
                               <w:jc w:val="center"/>
                               <w:rPr>
@@ -3496,6 +3535,7 @@
                                 <w:rFonts w:ascii="Avenir Next" w:hAnsi="Avenir Next"/>
                                 <w:b/>
                                 <w:bCs/>
+                                <w:color w:val="000000"/>
                                 <w:lang w:val="es-ES_tradnl"/>
                               </w:rPr>
                               <w:t>{{ si_no_estudiar_solo }}</w:t>
@@ -3522,7 +3562,7 @@
                   <w:txbxContent>
                     <w:p>
                       <w:pPr>
-                        <w:pStyle w:val="Contenidodelmarco"/>
+                        <w:pStyle w:val="Contenidodelmarcouser"/>
                         <w:spacing w:before="0" w:after="160"/>
                         <w:jc w:val="center"/>
                         <w:rPr>
@@ -3537,6 +3577,7 @@
                           <w:rFonts w:ascii="Avenir Next" w:hAnsi="Avenir Next"/>
                           <w:b/>
                           <w:bCs/>
+                          <w:color w:val="000000"/>
                           <w:lang w:val="es-ES_tradnl"/>
                         </w:rPr>
                         <w:t>{{ si_no_estudiar_solo }}</w:t>
@@ -3591,7 +3632,7 @@
                         <w:txbxContent>
                           <w:p>
                             <w:pPr>
-                              <w:pStyle w:val="Contenidodelmarco"/>
+                              <w:pStyle w:val="Contenidodelmarcouser"/>
                               <w:spacing w:before="0" w:after="160"/>
                               <w:jc w:val="center"/>
                               <w:rPr>
@@ -3606,6 +3647,7 @@
                                 <w:rFonts w:ascii="Avenir Next" w:hAnsi="Avenir Next"/>
                                 <w:b/>
                                 <w:bCs/>
+                                <w:color w:val="000000"/>
                                 <w:lang w:val="es-ES_tradnl"/>
                               </w:rPr>
                               <w:t>{{ si_no_papas_tarea }}</w:t>
@@ -3632,7 +3674,7 @@
                   <w:txbxContent>
                     <w:p>
                       <w:pPr>
-                        <w:pStyle w:val="Contenidodelmarco"/>
+                        <w:pStyle w:val="Contenidodelmarcouser"/>
                         <w:spacing w:before="0" w:after="160"/>
                         <w:jc w:val="center"/>
                         <w:rPr>
@@ -3647,6 +3689,7 @@
                           <w:rFonts w:ascii="Avenir Next" w:hAnsi="Avenir Next"/>
                           <w:b/>
                           <w:bCs/>
+                          <w:color w:val="000000"/>
                           <w:lang w:val="es-ES_tradnl"/>
                         </w:rPr>
                         <w:t>{{ si_no_papas_tarea }}</w:t>
@@ -3701,7 +3744,7 @@
                         <w:txbxContent>
                           <w:p>
                             <w:pPr>
-                              <w:pStyle w:val="Contenidodelmarco"/>
+                              <w:pStyle w:val="Contenidodelmarcouser"/>
                               <w:spacing w:before="0" w:after="160"/>
                               <w:jc w:val="center"/>
                               <w:rPr>
@@ -3716,6 +3759,7 @@
                                 <w:rFonts w:ascii="Avenir Next" w:hAnsi="Avenir Next"/>
                                 <w:b/>
                                 <w:bCs/>
+                                <w:color w:val="000000"/>
                                 <w:lang w:val="es-ES_tradnl"/>
                               </w:rPr>
                               <w:t>{{ papas_tarea_cuando }}</w:t>
@@ -3742,7 +3786,7 @@
                   <w:txbxContent>
                     <w:p>
                       <w:pPr>
-                        <w:pStyle w:val="Contenidodelmarco"/>
+                        <w:pStyle w:val="Contenidodelmarcouser"/>
                         <w:spacing w:before="0" w:after="160"/>
                         <w:jc w:val="center"/>
                         <w:rPr>
@@ -3757,6 +3801,7 @@
                           <w:rFonts w:ascii="Avenir Next" w:hAnsi="Avenir Next"/>
                           <w:b/>
                           <w:bCs/>
+                          <w:color w:val="000000"/>
                           <w:lang w:val="es-ES_tradnl"/>
                         </w:rPr>
                         <w:t>{{ papas_tarea_cuando }}</w:t>
@@ -3790,11 +3835,6 @@
         </w:rPr>
       </w:pPr>
       <w:r>
-        <w:rPr>
-          <w:rFonts w:cs="Arial" w:ascii="Avenir Next" w:hAnsi="Avenir Next"/>
-          <w:sz w:val="24"/>
-          <w:szCs w:val="24"/>
-        </w:rPr>
         <mc:AlternateContent>
           <mc:Choice Requires="wps">
             <w:drawing>
@@ -3837,7 +3877,7 @@
                         <w:txbxContent>
                           <w:p>
                             <w:pPr>
-                              <w:pStyle w:val="Contenidodelmarco"/>
+                              <w:pStyle w:val="Contenidodelmarcouser"/>
                               <w:spacing w:before="0" w:after="160"/>
                               <w:jc w:val="center"/>
                               <w:rPr>
@@ -3852,6 +3892,7 @@
                                 <w:rFonts w:ascii="Avenir Next" w:hAnsi="Avenir Next"/>
                                 <w:b/>
                                 <w:bCs/>
+                                <w:color w:val="000000"/>
                                 <w:lang w:val="es-ES_tradnl"/>
                               </w:rPr>
                               <w:t>{{ promedio_primero }}</w:t>
@@ -3878,7 +3919,7 @@
                   <w:txbxContent>
                     <w:p>
                       <w:pPr>
-                        <w:pStyle w:val="Contenidodelmarco"/>
+                        <w:pStyle w:val="Contenidodelmarcouser"/>
                         <w:spacing w:before="0" w:after="160"/>
                         <w:jc w:val="center"/>
                         <w:rPr>
@@ -3893,6 +3934,7 @@
                           <w:rFonts w:ascii="Avenir Next" w:hAnsi="Avenir Next"/>
                           <w:b/>
                           <w:bCs/>
+                          <w:color w:val="000000"/>
                           <w:lang w:val="es-ES_tradnl"/>
                         </w:rPr>
                         <w:t>{{ promedio_primero }}</w:t>
@@ -4004,7 +4046,7 @@
                         <w:txbxContent>
                           <w:p>
                             <w:pPr>
-                              <w:pStyle w:val="Contenidodelmarco"/>
+                              <w:pStyle w:val="Contenidodelmarcouser"/>
                               <w:spacing w:before="0" w:after="160"/>
                               <w:jc w:val="center"/>
                               <w:rPr>
@@ -4019,6 +4061,7 @@
                                 <w:rFonts w:ascii="Avenir Next" w:hAnsi="Avenir Next"/>
                                 <w:b/>
                                 <w:bCs/>
+                                <w:color w:val="000000"/>
                                 <w:lang w:val="es-ES_tradnl"/>
                               </w:rPr>
                               <w:t>{{ promedio_segundo }}</w:t>
@@ -4045,7 +4088,7 @@
                   <w:txbxContent>
                     <w:p>
                       <w:pPr>
-                        <w:pStyle w:val="Contenidodelmarco"/>
+                        <w:pStyle w:val="Contenidodelmarcouser"/>
                         <w:spacing w:before="0" w:after="160"/>
                         <w:jc w:val="center"/>
                         <w:rPr>
@@ -4060,6 +4103,7 @@
                           <w:rFonts w:ascii="Avenir Next" w:hAnsi="Avenir Next"/>
                           <w:b/>
                           <w:bCs/>
+                          <w:color w:val="000000"/>
                           <w:lang w:val="es-ES_tradnl"/>
                         </w:rPr>
                         <w:t>{{ promedio_segundo }}</w:t>
@@ -4114,7 +4158,7 @@
                         <w:txbxContent>
                           <w:p>
                             <w:pPr>
-                              <w:pStyle w:val="Contenidodelmarco"/>
+                              <w:pStyle w:val="Contenidodelmarcouser"/>
                               <w:spacing w:before="0" w:after="160"/>
                               <w:jc w:val="center"/>
                               <w:rPr>
@@ -4129,6 +4173,7 @@
                                 <w:rFonts w:ascii="Avenir Next" w:hAnsi="Avenir Next"/>
                                 <w:b/>
                                 <w:bCs/>
+                                <w:color w:val="000000"/>
                                 <w:lang w:val="es-ES_tradnl"/>
                               </w:rPr>
                               <w:t>{{ promedio_actual }}</w:t>
@@ -4155,7 +4200,7 @@
                   <w:txbxContent>
                     <w:p>
                       <w:pPr>
-                        <w:pStyle w:val="Contenidodelmarco"/>
+                        <w:pStyle w:val="Contenidodelmarcouser"/>
                         <w:spacing w:before="0" w:after="160"/>
                         <w:jc w:val="center"/>
                         <w:rPr>
@@ -4170,6 +4215,7 @@
                           <w:rFonts w:ascii="Avenir Next" w:hAnsi="Avenir Next"/>
                           <w:b/>
                           <w:bCs/>
+                          <w:color w:val="000000"/>
                           <w:lang w:val="es-ES_tradnl"/>
                         </w:rPr>
                         <w:t>{{ promedio_actual }}</w:t>
@@ -4262,7 +4308,7 @@
                         <w:txbxContent>
                           <w:p>
                             <w:pPr>
-                              <w:pStyle w:val="Contenidodelmarco"/>
+                              <w:pStyle w:val="Contenidodelmarcouser"/>
                               <w:spacing w:before="0" w:after="160"/>
                               <w:jc w:val="center"/>
                               <w:rPr>
@@ -4277,6 +4323,7 @@
                                 <w:rFonts w:ascii="Avenir Next" w:hAnsi="Avenir Next"/>
                                 <w:b/>
                                 <w:bCs/>
+                                <w:color w:val="000000"/>
                                 <w:lang w:val="es-ES_tradnl"/>
                               </w:rPr>
                               <w:t>{{ si_no_deporte }}</w:t>
@@ -4303,7 +4350,7 @@
                   <w:txbxContent>
                     <w:p>
                       <w:pPr>
-                        <w:pStyle w:val="Contenidodelmarco"/>
+                        <w:pStyle w:val="Contenidodelmarcouser"/>
                         <w:spacing w:before="0" w:after="160"/>
                         <w:jc w:val="center"/>
                         <w:rPr>
@@ -4318,6 +4365,7 @@
                           <w:rFonts w:ascii="Avenir Next" w:hAnsi="Avenir Next"/>
                           <w:b/>
                           <w:bCs/>
+                          <w:color w:val="000000"/>
                           <w:lang w:val="es-ES_tradnl"/>
                         </w:rPr>
                         <w:t>{{ si_no_deporte }}</w:t>
@@ -4372,7 +4420,7 @@
                         <w:txbxContent>
                           <w:p>
                             <w:pPr>
-                              <w:pStyle w:val="Contenidodelmarco"/>
+                              <w:pStyle w:val="Contenidodelmarcouser"/>
                               <w:spacing w:before="0" w:after="160"/>
                               <w:jc w:val="center"/>
                               <w:rPr>
@@ -4387,6 +4435,7 @@
                                 <w:rFonts w:ascii="Avenir Next" w:hAnsi="Avenir Next"/>
                                 <w:b/>
                                 <w:bCs/>
+                                <w:color w:val="000000"/>
                                 <w:lang w:val="es-ES_tradnl"/>
                               </w:rPr>
                               <w:t>{{ deporte_cual }}</w:t>
@@ -4413,7 +4462,7 @@
                   <w:txbxContent>
                     <w:p>
                       <w:pPr>
-                        <w:pStyle w:val="Contenidodelmarco"/>
+                        <w:pStyle w:val="Contenidodelmarcouser"/>
                         <w:spacing w:before="0" w:after="160"/>
                         <w:jc w:val="center"/>
                         <w:rPr>
@@ -4428,6 +4477,7 @@
                           <w:rFonts w:ascii="Avenir Next" w:hAnsi="Avenir Next"/>
                           <w:b/>
                           <w:bCs/>
+                          <w:color w:val="000000"/>
                           <w:lang w:val="es-ES_tradnl"/>
                         </w:rPr>
                         <w:t>{{ deporte_cual }}</w:t>
@@ -4503,7 +4553,7 @@
                         <w:txbxContent>
                           <w:p>
                             <w:pPr>
-                              <w:pStyle w:val="Contenidodelmarco"/>
+                              <w:pStyle w:val="Contenidodelmarcouser"/>
                               <w:spacing w:before="0" w:after="160"/>
                               <w:jc w:val="center"/>
                               <w:rPr>
@@ -4518,6 +4568,7 @@
                                 <w:rFonts w:ascii="Avenir Next" w:hAnsi="Avenir Next"/>
                                 <w:b/>
                                 <w:bCs/>
+                                <w:color w:val="000000"/>
                                 <w:lang w:val="es-ES_tradnl"/>
                               </w:rPr>
                               <w:t>{{ escuela_objetivo }}</w:t>
@@ -4544,7 +4595,7 @@
                   <w:txbxContent>
                     <w:p>
                       <w:pPr>
-                        <w:pStyle w:val="Contenidodelmarco"/>
+                        <w:pStyle w:val="Contenidodelmarcouser"/>
                         <w:spacing w:before="0" w:after="160"/>
                         <w:jc w:val="center"/>
                         <w:rPr>
@@ -4559,6 +4610,7 @@
                           <w:rFonts w:ascii="Avenir Next" w:hAnsi="Avenir Next"/>
                           <w:b/>
                           <w:bCs/>
+                          <w:color w:val="000000"/>
                           <w:lang w:val="es-ES_tradnl"/>
                         </w:rPr>
                         <w:t>{{ escuela_objetivo }}</w:t>
@@ -4634,7 +4686,7 @@
                         <w:txbxContent>
                           <w:p>
                             <w:pPr>
-                              <w:pStyle w:val="Contenidodelmarco"/>
+                              <w:pStyle w:val="Contenidodelmarcouser"/>
                               <w:spacing w:before="0" w:after="160"/>
                               <w:jc w:val="center"/>
                               <w:rPr>
@@ -4649,6 +4701,7 @@
                                 <w:rFonts w:ascii="Avenir Next" w:hAnsi="Avenir Next"/>
                                 <w:b/>
                                 <w:bCs/>
+                                <w:color w:val="000000"/>
                                 <w:lang w:val="es-ES_tradnl"/>
                               </w:rPr>
                               <w:t>{{ estudiar_objetivo }}</w:t>
@@ -4675,7 +4728,7 @@
                   <w:txbxContent>
                     <w:p>
                       <w:pPr>
-                        <w:pStyle w:val="Contenidodelmarco"/>
+                        <w:pStyle w:val="Contenidodelmarcouser"/>
                         <w:spacing w:before="0" w:after="160"/>
                         <w:jc w:val="center"/>
                         <w:rPr>
@@ -4690,6 +4743,7 @@
                           <w:rFonts w:ascii="Avenir Next" w:hAnsi="Avenir Next"/>
                           <w:b/>
                           <w:bCs/>
+                          <w:color w:val="000000"/>
                           <w:lang w:val="es-ES_tradnl"/>
                         </w:rPr>
                         <w:t>{{ estudiar_objetivo }}</w:t>
@@ -4709,23 +4763,7 @@
           <w:sz w:val="24"/>
           <w:szCs w:val="24"/>
         </w:rPr>
-        <w:t>¿Qué escuela tienes como objetivo? _________________________________</w:t>
-      </w:r>
-      <w:r>
-        <w:rPr>
-          <w:rFonts w:cs="Arial" w:ascii="Avenir Next" w:hAnsi="Avenir Next"/>
-          <w:sz w:val="24"/>
-          <w:szCs w:val="24"/>
-        </w:rPr>
-        <w:t>_</w:t>
-      </w:r>
-      <w:r>
-        <w:rPr>
-          <w:rFonts w:cs="Arial" w:ascii="Avenir Next" w:hAnsi="Avenir Next"/>
-          <w:sz w:val="24"/>
-          <w:szCs w:val="24"/>
-        </w:rPr>
-        <w:t>_____________</w:t>
+        <w:t>¿Qué escuela tienes como objetivo? _______________________________________________</w:t>
       </w:r>
     </w:p>
     <w:p>
@@ -4781,7 +4819,7 @@
                         <w:txbxContent>
                           <w:p>
                             <w:pPr>
-                              <w:pStyle w:val="Contenidodelmarco"/>
+                              <w:pStyle w:val="Contenidodelmarcouser"/>
                               <w:spacing w:before="0" w:after="160"/>
                               <w:jc w:val="center"/>
                               <w:rPr>
@@ -4796,6 +4834,7 @@
                                 <w:rFonts w:ascii="Avenir Next" w:hAnsi="Avenir Next"/>
                                 <w:b/>
                                 <w:bCs/>
+                                <w:color w:val="000000"/>
                                 <w:lang w:val="es-ES_tradnl"/>
                               </w:rPr>
                               <w:t>{{ curso_objetivo }}</w:t>
@@ -4822,7 +4861,7 @@
                   <w:txbxContent>
                     <w:p>
                       <w:pPr>
-                        <w:pStyle w:val="Contenidodelmarco"/>
+                        <w:pStyle w:val="Contenidodelmarcouser"/>
                         <w:spacing w:before="0" w:after="160"/>
                         <w:jc w:val="center"/>
                         <w:rPr>
@@ -4837,6 +4876,7 @@
                           <w:rFonts w:ascii="Avenir Next" w:hAnsi="Avenir Next"/>
                           <w:b/>
                           <w:bCs/>
+                          <w:color w:val="000000"/>
                           <w:lang w:val="es-ES_tradnl"/>
                         </w:rPr>
                         <w:t>{{ curso_objetivo }}</w:t>
@@ -4912,7 +4952,7 @@
                         <w:txbxContent>
                           <w:p>
                             <w:pPr>
-                              <w:pStyle w:val="Contenidodelmarco"/>
+                              <w:pStyle w:val="Contenidodelmarcouser"/>
                               <w:spacing w:before="0" w:after="160"/>
                               <w:jc w:val="center"/>
                               <w:rPr>
@@ -4927,6 +4967,7 @@
                                 <w:rFonts w:ascii="Avenir Next" w:hAnsi="Avenir Next"/>
                                 <w:b/>
                                 <w:bCs/>
+                                <w:color w:val="000000"/>
                                 <w:lang w:val="es-ES_tradnl"/>
                               </w:rPr>
                               <w:t>{{ comprometer_estudiar }}</w:t>
@@ -4953,7 +4994,7 @@
                   <w:txbxContent>
                     <w:p>
                       <w:pPr>
-                        <w:pStyle w:val="Contenidodelmarco"/>
+                        <w:pStyle w:val="Contenidodelmarcouser"/>
                         <w:spacing w:before="0" w:after="160"/>
                         <w:jc w:val="center"/>
                         <w:rPr>
@@ -4968,6 +5009,7 @@
                           <w:rFonts w:ascii="Avenir Next" w:hAnsi="Avenir Next"/>
                           <w:b/>
                           <w:bCs/>
+                          <w:color w:val="000000"/>
                           <w:lang w:val="es-ES_tradnl"/>
                         </w:rPr>
                         <w:t>{{ comprometer_estudiar }}</w:t>
@@ -5043,7 +5085,7 @@
                         <w:txbxContent>
                           <w:p>
                             <w:pPr>
-                              <w:pStyle w:val="Contenidodelmarco"/>
+                              <w:pStyle w:val="Contenidodelmarcouser"/>
                               <w:spacing w:before="0" w:after="160"/>
                               <w:jc w:val="center"/>
                               <w:rPr>
@@ -5058,6 +5100,7 @@
                                 <w:rFonts w:ascii="Avenir Next" w:hAnsi="Avenir Next"/>
                                 <w:b/>
                                 <w:bCs/>
+                                <w:color w:val="000000"/>
                                 <w:lang w:val="es-ES_tradnl"/>
                               </w:rPr>
                               <w:t>{{ corto_plazo }}</w:t>
@@ -5084,7 +5127,7 @@
                   <w:txbxContent>
                     <w:p>
                       <w:pPr>
-                        <w:pStyle w:val="Contenidodelmarco"/>
+                        <w:pStyle w:val="Contenidodelmarcouser"/>
                         <w:spacing w:before="0" w:after="160"/>
                         <w:jc w:val="center"/>
                         <w:rPr>
@@ -5099,6 +5142,7 @@
                           <w:rFonts w:ascii="Avenir Next" w:hAnsi="Avenir Next"/>
                           <w:b/>
                           <w:bCs/>
+                          <w:color w:val="000000"/>
                           <w:lang w:val="es-ES_tradnl"/>
                         </w:rPr>
                         <w:t>{{ corto_plazo }}</w:t>
@@ -5174,7 +5218,7 @@
                         <w:txbxContent>
                           <w:p>
                             <w:pPr>
-                              <w:pStyle w:val="Contenidodelmarco"/>
+                              <w:pStyle w:val="Contenidodelmarcouser"/>
                               <w:spacing w:before="0" w:after="160"/>
                               <w:jc w:val="center"/>
                               <w:rPr>
@@ -5189,6 +5233,7 @@
                                 <w:rFonts w:ascii="Avenir Next" w:hAnsi="Avenir Next"/>
                                 <w:b/>
                                 <w:bCs/>
+                                <w:color w:val="000000"/>
                                 <w:lang w:val="es-ES_tradnl"/>
                               </w:rPr>
                               <w:t>{{ mediano_plazo }}</w:t>
@@ -5215,7 +5260,7 @@
                   <w:txbxContent>
                     <w:p>
                       <w:pPr>
-                        <w:pStyle w:val="Contenidodelmarco"/>
+                        <w:pStyle w:val="Contenidodelmarcouser"/>
                         <w:spacing w:before="0" w:after="160"/>
                         <w:jc w:val="center"/>
                         <w:rPr>
@@ -5230,6 +5275,7 @@
                           <w:rFonts w:ascii="Avenir Next" w:hAnsi="Avenir Next"/>
                           <w:b/>
                           <w:bCs/>
+                          <w:color w:val="000000"/>
                           <w:lang w:val="es-ES_tradnl"/>
                         </w:rPr>
                         <w:t>{{ mediano_plazo }}</w:t>
@@ -5305,7 +5351,7 @@
                         <w:txbxContent>
                           <w:p>
                             <w:pPr>
-                              <w:pStyle w:val="Contenidodelmarco"/>
+                              <w:pStyle w:val="Contenidodelmarcouser"/>
                               <w:spacing w:before="0" w:after="160"/>
                               <w:jc w:val="center"/>
                               <w:rPr>
@@ -5320,6 +5366,7 @@
                                 <w:rFonts w:ascii="Avenir Next" w:hAnsi="Avenir Next"/>
                                 <w:b/>
                                 <w:bCs/>
+                                <w:color w:val="000000"/>
                                 <w:lang w:val="es-ES_tradnl"/>
                               </w:rPr>
                               <w:t>{{ largo_plazo }}</w:t>
@@ -5346,7 +5393,7 @@
                   <w:txbxContent>
                     <w:p>
                       <w:pPr>
-                        <w:pStyle w:val="Contenidodelmarco"/>
+                        <w:pStyle w:val="Contenidodelmarcouser"/>
                         <w:spacing w:before="0" w:after="160"/>
                         <w:jc w:val="center"/>
                         <w:rPr>
@@ -5361,6 +5408,7 @@
                           <w:rFonts w:ascii="Avenir Next" w:hAnsi="Avenir Next"/>
                           <w:b/>
                           <w:bCs/>
+                          <w:color w:val="000000"/>
                           <w:lang w:val="es-ES_tradnl"/>
                         </w:rPr>
                         <w:t>{{ largo_plazo }}</w:t>
@@ -5477,7 +5525,7 @@
                         <w:txbxContent>
                           <w:p>
                             <w:pPr>
-                              <w:pStyle w:val="Contenidodelmarco"/>
+                              <w:pStyle w:val="Contenidodelmarcouser"/>
                               <w:spacing w:before="0" w:after="160"/>
                               <w:jc w:val="center"/>
                               <w:rPr>
@@ -5492,6 +5540,7 @@
                                 <w:rFonts w:ascii="Avenir Next" w:hAnsi="Avenir Next"/>
                                 <w:b/>
                                 <w:bCs/>
+                                <w:color w:val="000000"/>
                                 <w:lang w:val="es-ES_tradnl"/>
                               </w:rPr>
                               <w:t>{{ si_no_enfermedad }}</w:t>
@@ -5518,7 +5567,7 @@
                   <w:txbxContent>
                     <w:p>
                       <w:pPr>
-                        <w:pStyle w:val="Contenidodelmarco"/>
+                        <w:pStyle w:val="Contenidodelmarcouser"/>
                         <w:spacing w:before="0" w:after="160"/>
                         <w:jc w:val="center"/>
                         <w:rPr>
@@ -5533,6 +5582,7 @@
                           <w:rFonts w:ascii="Avenir Next" w:hAnsi="Avenir Next"/>
                           <w:b/>
                           <w:bCs/>
+                          <w:color w:val="000000"/>
                           <w:lang w:val="es-ES_tradnl"/>
                         </w:rPr>
                         <w:t>{{ si_no_enfermedad }}</w:t>
@@ -5587,7 +5637,7 @@
                         <w:txbxContent>
                           <w:p>
                             <w:pPr>
-                              <w:pStyle w:val="Contenidodelmarco"/>
+                              <w:pStyle w:val="Contenidodelmarcouser"/>
                               <w:spacing w:before="0" w:after="160"/>
                               <w:jc w:val="center"/>
                               <w:rPr>
@@ -5602,6 +5652,7 @@
                                 <w:rFonts w:ascii="Avenir Next" w:hAnsi="Avenir Next"/>
                                 <w:b/>
                                 <w:bCs/>
+                                <w:color w:val="000000"/>
                                 <w:lang w:val="es-ES_tradnl"/>
                               </w:rPr>
                               <w:t>{{ enfermedad_cual }}</w:t>
@@ -5628,7 +5679,7 @@
                   <w:txbxContent>
                     <w:p>
                       <w:pPr>
-                        <w:pStyle w:val="Contenidodelmarco"/>
+                        <w:pStyle w:val="Contenidodelmarcouser"/>
                         <w:spacing w:before="0" w:after="160"/>
                         <w:jc w:val="center"/>
                         <w:rPr>
@@ -5643,6 +5694,7 @@
                           <w:rFonts w:ascii="Avenir Next" w:hAnsi="Avenir Next"/>
                           <w:b/>
                           <w:bCs/>
+                          <w:color w:val="000000"/>
                           <w:lang w:val="es-ES_tradnl"/>
                         </w:rPr>
                         <w:t>{{ enfermedad_cual }}</w:t>
@@ -5722,7 +5774,7 @@
                         <w:txbxContent>
                           <w:p>
                             <w:pPr>
-                              <w:pStyle w:val="Contenidodelmarco"/>
+                              <w:pStyle w:val="Contenidodelmarcouser"/>
                               <w:spacing w:before="0" w:after="160"/>
                               <w:jc w:val="center"/>
                               <w:rPr>
@@ -5737,6 +5789,7 @@
                                 <w:rFonts w:ascii="Avenir Next" w:hAnsi="Avenir Next"/>
                                 <w:b/>
                                 <w:bCs/>
+                                <w:color w:val="000000"/>
                                 <w:lang w:val="es-ES_tradnl"/>
                               </w:rPr>
                               <w:t>{{ si_no_medicamento }}</w:t>
@@ -5763,7 +5816,7 @@
                   <w:txbxContent>
                     <w:p>
                       <w:pPr>
-                        <w:pStyle w:val="Contenidodelmarco"/>
+                        <w:pStyle w:val="Contenidodelmarcouser"/>
                         <w:spacing w:before="0" w:after="160"/>
                         <w:jc w:val="center"/>
                         <w:rPr>
@@ -5778,6 +5831,7 @@
                           <w:rFonts w:ascii="Avenir Next" w:hAnsi="Avenir Next"/>
                           <w:b/>
                           <w:bCs/>
+                          <w:color w:val="000000"/>
                           <w:lang w:val="es-ES_tradnl"/>
                         </w:rPr>
                         <w:t>{{ si_no_medicamento }}</w:t>
@@ -5832,7 +5886,7 @@
                         <w:txbxContent>
                           <w:p>
                             <w:pPr>
-                              <w:pStyle w:val="Contenidodelmarco"/>
+                              <w:pStyle w:val="Contenidodelmarcouser"/>
                               <w:spacing w:before="0" w:after="160"/>
                               <w:jc w:val="center"/>
                               <w:rPr>
@@ -5847,6 +5901,7 @@
                                 <w:rFonts w:ascii="Avenir Next" w:hAnsi="Avenir Next"/>
                                 <w:b/>
                                 <w:bCs/>
+                                <w:color w:val="000000"/>
                                 <w:lang w:val="es-ES_tradnl"/>
                               </w:rPr>
                               <w:t>{{ medicamento_cual }}</w:t>
@@ -5873,7 +5928,7 @@
                   <w:txbxContent>
                     <w:p>
                       <w:pPr>
-                        <w:pStyle w:val="Contenidodelmarco"/>
+                        <w:pStyle w:val="Contenidodelmarcouser"/>
                         <w:spacing w:before="0" w:after="160"/>
                         <w:jc w:val="center"/>
                         <w:rPr>
@@ -5888,6 +5943,7 @@
                           <w:rFonts w:ascii="Avenir Next" w:hAnsi="Avenir Next"/>
                           <w:b/>
                           <w:bCs/>
+                          <w:color w:val="000000"/>
                           <w:lang w:val="es-ES_tradnl"/>
                         </w:rPr>
                         <w:t>{{ medicamento_cual }}</w:t>
@@ -5963,7 +6019,7 @@
                         <w:txbxContent>
                           <w:p>
                             <w:pPr>
-                              <w:pStyle w:val="Contenidodelmarco"/>
+                              <w:pStyle w:val="Contenidodelmarcouser"/>
                               <w:spacing w:before="0" w:after="160"/>
                               <w:jc w:val="center"/>
                               <w:rPr>
@@ -5978,6 +6034,7 @@
                                 <w:rFonts w:ascii="Avenir Next" w:hAnsi="Avenir Next"/>
                                 <w:b/>
                                 <w:bCs/>
+                                <w:color w:val="000000"/>
                                 <w:lang w:val="es-ES_tradnl"/>
                               </w:rPr>
                               <w:t>{{ si_no_seguro }}</w:t>
@@ -6004,7 +6061,7 @@
                   <w:txbxContent>
                     <w:p>
                       <w:pPr>
-                        <w:pStyle w:val="Contenidodelmarco"/>
+                        <w:pStyle w:val="Contenidodelmarcouser"/>
                         <w:spacing w:before="0" w:after="160"/>
                         <w:jc w:val="center"/>
                         <w:rPr>
@@ -6019,6 +6076,7 @@
                           <w:rFonts w:ascii="Avenir Next" w:hAnsi="Avenir Next"/>
                           <w:b/>
                           <w:bCs/>
+                          <w:color w:val="000000"/>
                           <w:lang w:val="es-ES_tradnl"/>
                         </w:rPr>
                         <w:t>{{ si_no_seguro }}</w:t>
@@ -6073,7 +6131,7 @@
                         <w:txbxContent>
                           <w:p>
                             <w:pPr>
-                              <w:pStyle w:val="Contenidodelmarco"/>
+                              <w:pStyle w:val="Contenidodelmarcouser"/>
                               <w:spacing w:before="0" w:after="160"/>
                               <w:jc w:val="center"/>
                               <w:rPr>
@@ -6088,6 +6146,7 @@
                                 <w:rFonts w:ascii="Avenir Next" w:hAnsi="Avenir Next"/>
                                 <w:b/>
                                 <w:bCs/>
+                                <w:color w:val="000000"/>
                                 <w:lang w:val="es-ES_tradnl"/>
                               </w:rPr>
                               <w:t>{{ seguro_cual }}</w:t>
@@ -6114,7 +6173,7 @@
                   <w:txbxContent>
                     <w:p>
                       <w:pPr>
-                        <w:pStyle w:val="Contenidodelmarco"/>
+                        <w:pStyle w:val="Contenidodelmarcouser"/>
                         <w:spacing w:before="0" w:after="160"/>
                         <w:jc w:val="center"/>
                         <w:rPr>
@@ -6129,6 +6188,7 @@
                           <w:rFonts w:ascii="Avenir Next" w:hAnsi="Avenir Next"/>
                           <w:b/>
                           <w:bCs/>
+                          <w:color w:val="000000"/>
                           <w:lang w:val="es-ES_tradnl"/>
                         </w:rPr>
                         <w:t>{{ seguro_cual }}</w:t>
@@ -6328,6 +6388,7 @@
         </w:rPr>
         <w:t>Cuadernillo de trabajo.</w:t>
         <w:tab/>
+        <w:tab/>
       </w:r>
       <w:r>
         <w:rPr>
@@ -6411,7 +6472,19 @@
         <w:rPr>
           <w:rFonts w:cs="Arial" w:ascii="Avenir Next" w:hAnsi="Avenir Next"/>
         </w:rPr>
-        <w:t xml:space="preserve"> 2025.</w:t>
+        <w:t xml:space="preserve"> 202</w:t>
+      </w:r>
+      <w:r>
+        <w:rPr>
+          <w:rFonts w:cs="Arial" w:ascii="Avenir Next" w:hAnsi="Avenir Next"/>
+        </w:rPr>
+        <w:t>6</w:t>
+      </w:r>
+      <w:r>
+        <w:rPr>
+          <w:rFonts w:cs="Arial" w:ascii="Avenir Next" w:hAnsi="Avenir Next"/>
+        </w:rPr>
+        <w:t>.</w:t>
       </w:r>
     </w:p>
     <w:p>
@@ -7057,7 +7130,35 @@
           <w:szCs w:val="24"/>
           <w:u w:val="single"/>
         </w:rPr>
-        <w:t>Inscripción: $500</w:t>
+        <w:t>Inscripción: $</w:t>
+      </w:r>
+      <w:r>
+        <w:rPr>
+          <w:rFonts w:cs="Arial" w:ascii="Avenir Next" w:hAnsi="Avenir Next"/>
+          <w:b/>
+          <w:bCs/>
+          <w:i/>
+          <w:iCs/>
+          <w:color w:val="EE0000"/>
+          <w:sz w:val="24"/>
+          <w:szCs w:val="24"/>
+          <w:u w:val="single"/>
+        </w:rPr>
+        <w:t>6</w:t>
+      </w:r>
+      <w:r>
+        <w:rPr>
+          <w:rFonts w:cs="Arial" w:ascii="Avenir Next" w:hAnsi="Avenir Next"/>
+          <w:b/>
+          <w:bCs/>
+          <w:i/>
+          <w:iCs/>
+          <w:color w:val="EE0000"/>
+          <w:sz w:val="24"/>
+          <w:szCs w:val="24"/>
+          <w:u w:val="single"/>
+        </w:rPr>
+        <w:t>00</w:t>
       </w:r>
       <w:r>
         <w:rPr>
@@ -7436,7 +7537,7 @@
                         <w:txbxContent>
                           <w:p>
                             <w:pPr>
-                              <w:pStyle w:val="Contenidodelmarco"/>
+                              <w:pStyle w:val="Contenidodelmarcouser"/>
                               <w:spacing w:before="0" w:after="160"/>
                               <w:jc w:val="center"/>
                               <w:rPr>
@@ -7453,6 +7554,7 @@
                                 <w:rFonts w:ascii="Avenir Next" w:hAnsi="Avenir Next"/>
                                 <w:b/>
                                 <w:bCs/>
+                                <w:color w:val="000000"/>
                                 <w:sz w:val="28"/>
                                 <w:szCs w:val="28"/>
                                 <w:lang w:val="es-ES_tradnl"/>
@@ -7481,7 +7583,7 @@
                   <w:txbxContent>
                     <w:p>
                       <w:pPr>
-                        <w:pStyle w:val="Contenidodelmarco"/>
+                        <w:pStyle w:val="Contenidodelmarcouser"/>
                         <w:spacing w:before="0" w:after="160"/>
                         <w:jc w:val="center"/>
                         <w:rPr>
@@ -7498,6 +7600,7 @@
                           <w:rFonts w:ascii="Avenir Next" w:hAnsi="Avenir Next"/>
                           <w:b/>
                           <w:bCs/>
+                          <w:color w:val="000000"/>
                           <w:sz w:val="28"/>
                           <w:szCs w:val="28"/>
                           <w:lang w:val="es-ES_tradnl"/>
@@ -7969,6 +8072,7 @@
     <w:qFormat/>
     <w:pPr>
       <w:widowControl/>
+      <w:suppressAutoHyphens w:val="true"/>
       <w:bidi w:val="0"/>
       <w:spacing w:lineRule="auto" w:line="259" w:before="0" w:after="160"/>
       <w:jc w:val="left"/>
@@ -8014,7 +8118,7 @@
       <w:spacing w:before="240" w:after="120"/>
     </w:pPr>
     <w:rPr>
-      <w:rFonts w:ascii="Liberation Sans" w:hAnsi="Liberation Sans" w:eastAsia="DejaVu Sans" w:cs="DejaVu Sans"/>
+      <w:rFonts w:ascii="Liberation Sans" w:hAnsi="Liberation Sans" w:eastAsia="DejaVu Sans" w:cs="FreeSans"/>
       <w:sz w:val="28"/>
       <w:szCs w:val="28"/>
     </w:rPr>
@@ -8055,6 +8159,32 @@
     <w:pPr>
       <w:suppressLineNumbers/>
     </w:pPr>
+    <w:rPr>
+      <w:rFonts w:cs="FreeSans"/>
+    </w:rPr>
+  </w:style>
+  <w:style w:type="paragraph" w:styleId="Ttulouser">
+    <w:name w:val="Título (user)"/>
+    <w:basedOn w:val="Normal"/>
+    <w:next w:val="BodyText"/>
+    <w:qFormat/>
+    <w:pPr>
+      <w:keepNext w:val="true"/>
+      <w:spacing w:before="240" w:after="120"/>
+    </w:pPr>
+    <w:rPr>
+      <w:rFonts w:ascii="Liberation Sans" w:hAnsi="Liberation Sans" w:eastAsia="DejaVu Sans" w:cs="DejaVu Sans"/>
+      <w:sz w:val="28"/>
+      <w:szCs w:val="28"/>
+    </w:rPr>
+  </w:style>
+  <w:style w:type="paragraph" w:styleId="ndiceuser">
+    <w:name w:val="Índice (user)"/>
+    <w:basedOn w:val="Normal"/>
+    <w:qFormat/>
+    <w:pPr>
+      <w:suppressLineNumbers/>
+    </w:pPr>
     <w:rPr/>
   </w:style>
   <w:style w:type="paragraph" w:styleId="BalloonText">
@@ -8075,6 +8205,13 @@
       <w:szCs w:val="18"/>
     </w:rPr>
   </w:style>
+  <w:style w:type="paragraph" w:styleId="Contenidodelmarcouser">
+    <w:name w:val="Contenido del marco (user)"/>
+    <w:basedOn w:val="Normal"/>
+    <w:qFormat/>
+    <w:pPr/>
+    <w:rPr/>
+  </w:style>
   <w:style w:type="paragraph" w:styleId="Contenidodelmarco">
     <w:name w:val="Contenido del marco"/>
     <w:basedOn w:val="Normal"/>
@@ -8082,8 +8219,8 @@
     <w:pPr/>
     <w:rPr/>
   </w:style>
-  <w:style w:type="numbering" w:styleId="Ningunalista" w:default="1">
-    <w:name w:val="Ninguna lista"/>
+  <w:style w:type="numbering" w:styleId="Ningunalistauser" w:default="1">
+    <w:name w:val="Ninguna lista (user)"/>
     <w:uiPriority w:val="99"/>
     <w:semiHidden/>
     <w:unhideWhenUsed/>
